--- a/downloads/HR_Doc5_Getting_The_Job.docx
+++ b/downloads/HR_Doc5_Getting_The_Job.docx
@@ -56,16 +56,17 @@
     <w:p>
       <w:pPr>
         <w:pStyle w:val="Heading1"/>
-        <w:jc w:val="center"/>
-        <w:shd w:val="clear" w:color="auto" w:fill="12628F"/>
-        <w:spacing w:before="60" w:after="60" w:left="140" w:right="140"/>
+        <w:shd w:val="clear" w:color="auto" w:fill="E8F0F7"/>
+        <w:spacing w:before="60" w:after="60" w:left="90" w:right="90"/>
+        <w:pBdr>
+          <w:left w:val="single" w:sz="40" w:space="6" w:color="0B3D5C"/>
+        </w:pBdr>
       </w:pPr>
       <w:r>
         <w:rPr>
           <w:b/>
           <w:i w:val="0"/>
-          <w:color w:val="FFFFFF"/>
-          <w:sz w:val="26"/>
+          <w:color w:val="0B3D5C"/>
         </w:rPr>
         <w:t>Document 5 — Getting the Job</w:t>
       </w:r>
@@ -1563,7 +1564,7 @@
           <w:b w:val="0"/>
           <w:i w:val="0"/>
         </w:rPr>
-        <w:t xml:space="preserve"> — every free one you earned (Open University Statements, Saylor certificates, ITCILO credentials, AIHR). Under each, one line on what you can </w:t>
+        <w:t xml:space="preserve"> — every free one you earned (Open University Statements, Saylor certificates, ITCILO credentials, Alison Learner Records). Under each, one line on what you can </w:t>
       </w:r>
       <w:r>
         <w:rPr>
